--- a/docs/OpenEdgeBridge_Client_Setup_Guide.docx
+++ b/docs/OpenEdgeBridge_Client_Setup_Guide.docx
@@ -39,49 +39,133 @@
       </w:r>
     </w:p>
     <w:p>
-      <w:pPr>
-        <w:ind w:left="432"/>
-      </w:pPr>
       <w:r>
-        <w:rPr>
-          <w:rFonts w:ascii="Consolas" w:hAnsi="Consolas"/>
-          <w:sz w:val="16"/>
-        </w:rPr>
-        <w:t>┌─────────────────────────────────────┐</w:t>
+        <w:t>OpenEdge Server (REMOTE)</w:t>
         <w:br/>
-        <w:t>│  OpenEdge Server (REMOTE —          │  ← Provided &amp; managed by the system provider</w:t>
+        <w:t>Hosted at the provider's site</w:t>
         <w:br/>
-        <w:t>│  hosted at the provider's site)     │</w:t>
+        <w:t>← Provided &amp; managed by the system provider</w:t>
+      </w:r>
+    </w:p>
+    <w:p>
+      <w:r>
+        <w:t>▼ OpenEdge ODBC Driver (you install this)</w:t>
+      </w:r>
+    </w:p>
+    <w:p>
+      <w:r>
+        <w:t>OpenEdge Bridge Service</w:t>
         <w:br/>
-        <w:t>└───────────────┬─────────────────────┘</w:t>
+        <w:t>(OpenEdgeBridge.exe)</w:t>
         <w:br/>
-        <w:t xml:space="preserve">                │  OpenEdge ODBC Driver (you install this)</w:t>
+        <w:t>← Runs on YOUR PC</w:t>
+      </w:r>
+    </w:p>
+    <w:p>
+      <w:r>
+        <w:t>▼</w:t>
+      </w:r>
+    </w:p>
+    <w:p>
+      <w:r>
+        <w:t>MySQL (XAMPP) — LOCAL</w:t>
         <w:br/>
-        <w:t>┌───────────────▼─────────────────────┐</w:t>
+        <w:t>database: instantid_bridge</w:t>
         <w:br/>
-        <w:t>│  OpenEdge Bridge Service            │  ← Runs on YOUR PC</w:t>
+        <w:t>← Runs on YOUR PC</w:t>
+      </w:r>
+    </w:p>
+    <w:p>
+      <w:r>
+        <w:t>▼ MySQL Connector/J (JDBC)</w:t>
+      </w:r>
+    </w:p>
+    <w:tbl>
+      <w:tblPr>
+        <w:tblStyle w:val="LightGrid-Accent1"/>
+        <w:tblW w:type="auto" w:w="0"/>
+        <w:tblLook w:firstColumn="1" w:firstRow="1" w:lastColumn="0" w:lastRow="0" w:noHBand="0" w:noVBand="1" w:val="04A0"/>
+      </w:tblPr>
+      <w:tblGrid>
+        <w:gridCol w:w="8640"/>
+      </w:tblGrid>
+      <w:tr>
+        <w:tc>
+          <w:tcPr>
+            <w:tcW w:type="dxa" w:w="8640"/>
+          </w:tcPr>
+          <w:p>
+            <w:r/>
+          </w:p>
+        </w:tc>
+      </w:tr>
+      <w:tr>
+        <w:tc>
+          <w:tcPr>
+            <w:tcW w:type="dxa" w:w="8640"/>
+          </w:tcPr>
+          <w:p>
+            <w:r/>
+          </w:p>
+        </w:tc>
+      </w:tr>
+      <w:tr>
+        <w:tc>
+          <w:tcPr>
+            <w:tcW w:type="dxa" w:w="8640"/>
+          </w:tcPr>
+          <w:p>
+            <w:r/>
+          </w:p>
+        </w:tc>
+      </w:tr>
+      <w:tr>
+        <w:tc>
+          <w:tcPr>
+            <w:tcW w:type="dxa" w:w="8640"/>
+          </w:tcPr>
+          <w:p>
+            <w:r/>
+          </w:p>
+        </w:tc>
+      </w:tr>
+      <w:tr>
+        <w:tc>
+          <w:tcPr>
+            <w:tcW w:type="dxa" w:w="8640"/>
+          </w:tcPr>
+          <w:p>
+            <w:r/>
+          </w:p>
+        </w:tc>
+      </w:tr>
+      <w:tr>
+        <w:tc>
+          <w:tcPr>
+            <w:tcW w:type="dxa" w:w="8640"/>
+          </w:tcPr>
+          <w:p>
+            <w:r/>
+          </w:p>
+        </w:tc>
+      </w:tr>
+      <w:tr>
+        <w:tc>
+          <w:tcPr>
+            <w:tcW w:type="dxa" w:w="8640"/>
+          </w:tcPr>
+          <w:p>
+            <w:r/>
+          </w:p>
+        </w:tc>
+      </w:tr>
+    </w:tbl>
+    <w:p/>
+    <w:p>
+      <w:r>
+        <w:t>Entrust Instant ID</w:t>
         <w:br/>
-        <w:t>│  (OpenEdgeBridge.exe)               │</w:t>
-        <w:br/>
-        <w:t>└───────────────┬─────────────────────┘</w:t>
-        <w:br/>
-        <w:t xml:space="preserve">                │</w:t>
-        <w:br/>
-        <w:t>┌───────────────▼─────────────────────┐</w:t>
-        <w:br/>
-        <w:t>│  MySQL (XAMPP) — LOCAL              │  ← Runs on YOUR PC</w:t>
-        <w:br/>
-        <w:t>│  database: instantid_bridge         │</w:t>
-        <w:br/>
-        <w:t>└───────────────┬─────────────────────┘</w:t>
-        <w:br/>
-        <w:t xml:space="preserve">                │  MySQL Connector/J (JDBC)</w:t>
-        <w:br/>
-        <w:t>┌───────────────▼─────────────────────┐</w:t>
-        <w:br/>
-        <w:t>│  Entrust Instant ID                 │  ← Card issuance / printing machine</w:t>
-        <w:br/>
-        <w:t>└─────────────────────────────────────┘</w:t>
+        <w:t>← Card issuance / printing machine</w:t>
       </w:r>
     </w:p>
     <w:p>

--- a/docs/OpenEdgeBridge_Client_Setup_Guide.docx
+++ b/docs/OpenEdgeBridge_Client_Setup_Guide.docx
@@ -15,9 +15,9 @@
     </w:p>
     <w:p>
       <w:r>
-        <w:t>Version: 1.0</w:t>
+        <w:t>Version: 1.2</w:t>
         <w:br/>
-        <w:t>Date: August 7, 2026</w:t>
+        <w:t>Date: September 4, 2026</w:t>
         <w:br/>
         <w:t>Audience: Client IT / personnel deploying the ID-printing system on their Windows PC.</w:t>
       </w:r>
@@ -1357,15 +1357,29 @@
         <w:br/>
         <w:t xml:space="preserve">    printed_tm     VARCHAR(35)   NULL,</w:t>
         <w:br/>
-        <w:t xml:space="preserve">    id_type        INT           NULL        COMMENT '1 = for RTC, 2 = senior',</w:t>
+        <w:t xml:space="preserve">    tran_type      INT           NULL        COMMENT '1 = for RTC, 2 = senior',</w:t>
         <w:br/>
         <w:t xml:space="preserve">    image_data     LONGBLOB      NULL,</w:t>
+        <w:br/>
+        <w:t xml:space="preserve">    id_code        INT           NULL,</w:t>
+        <w:br/>
+        <w:t xml:space="preserve">    sfx            VARCHAR(15)   NULL,</w:t>
+        <w:br/>
+        <w:t xml:space="preserve">    photo          LONGBLOB      NULL,</w:t>
+        <w:br/>
+        <w:t xml:space="preserve">    gender         INT           NULL        COMMENT '1 = Female, 2 = Male',</w:t>
+        <w:br/>
+        <w:t xml:space="preserve">    date_issued    DATE          NULL,</w:t>
+        <w:br/>
+        <w:t xml:space="preserve">    id_no          INT           NULL,</w:t>
+        <w:br/>
+        <w:t xml:space="preserve">    year_applied   INT           NULL,</w:t>
+        <w:br/>
+        <w:t xml:space="preserve">    control_no     INT           NULL,</w:t>
         <w:br/>
         <w:t xml:space="preserve">    signature_data LONGBLOB      NULL        COMMENT 'Signature image; written by Entrust Instant ID (MySQL only)',</w:t>
         <w:br/>
         <w:t xml:space="preserve">    qr_data        LONGBLOB      NULL        COMMENT 'QR code image; written by Entrust Instant ID (MySQL only)',</w:t>
-        <w:br/>
-        <w:t xml:space="preserve">    id_code        INT           NULL,</w:t>
         <w:br/>
         <w:t xml:space="preserve">    print_count    INT           NULL        COMMENT 'Incremented by Instant ID; triggers printed=yes back-sync',</w:t>
         <w:br/>
@@ -1394,6 +1408,43 @@
       </w:pPr>
       <w:r>
         <w:t>Verify: in the left panel, expand `instantid_bridge` → you should see the `id_print` table.</w:t>
+      </w:r>
+    </w:p>
+    <w:p>
+      <w:r>
+        <w:t>🔄 Updating an existing installation (already have `id_print`)? Run this instead of the CREATE TABLE above, then click Go:</w:t>
+      </w:r>
+    </w:p>
+    <w:p>
+      <w:r>
+        <w:t>`sql</w:t>
+        <w:br/>
+        <w:t>ALTER TABLE id_print</w:t>
+        <w:br/>
+        <w:t xml:space="preserve">  CHANGE COLUMN id_type tran_type INT NULL COMMENT '1 = for RTC, 2 = senior',</w:t>
+        <w:br/>
+        <w:t xml:space="preserve">  ADD COLUMN sfx          VARCHAR(15) NULL AFTER id_code,</w:t>
+        <w:br/>
+        <w:t xml:space="preserve">  ADD COLUMN photo        LONGBLOB    NULL AFTER sfx,</w:t>
+        <w:br/>
+        <w:t xml:space="preserve">  ADD COLUMN gender       INT         NULL COMMENT '1 = Female, 2 = Male' AFTER photo,</w:t>
+        <w:br/>
+        <w:t xml:space="preserve">  ADD COLUMN date_issued  DATE        NULL AFTER gender,</w:t>
+        <w:br/>
+        <w:t xml:space="preserve">  ADD COLUMN id_no        INT         NULL AFTER date_issued,</w:t>
+        <w:br/>
+        <w:t xml:space="preserve">  ADD COLUMN year_applied INT         NULL AFTER id_no,</w:t>
+        <w:br/>
+        <w:t xml:space="preserve">  ADD COLUMN control_no   INT         NULL AFTER year_applied,</w:t>
+        <w:br/>
+        <w:t xml:space="preserve">  ADD COLUMN signature_data LONGBLOB  NULL AFTER control_no,</w:t>
+        <w:br/>
+        <w:t xml:space="preserve">  ADD COLUMN qr_data        LONGBLOB  NULL AFTER signature_data;`</w:t>
+      </w:r>
+    </w:p>
+    <w:p>
+      <w:r>
+        <w:t>(If you already had `signature_data` and `qr_data`, just run the `CHANGE COLUMN id_type` line and the first seven `ADD COLUMN` lines.)</w:t>
       </w:r>
     </w:p>
     <w:p>
@@ -1712,7 +1763,9 @@
         <w:br/>
         <w:t xml:space="preserve">  "Sync": {</w:t>
         <w:br/>
-        <w:t xml:space="preserve">    "IntervalSeconds": 10</w:t>
+        <w:t xml:space="preserve">    "IntervalSeconds": 10,</w:t>
+        <w:br/>
+        <w:t xml:space="preserve">    "FullSyncIntervalMinutes": 0</w:t>
         <w:br/>
         <w:t xml:space="preserve">  }</w:t>
         <w:br/>
@@ -1752,6 +1805,16 @@
     <w:p>
       <w:r>
         <w:t>`Sync:IntervalSeconds`</w:t>
+      </w:r>
+    </w:p>
+    <w:p>
+      <w:r>
+        <w:t>How often the bridge checks for new data (10 = every 10 seconds; 10–30 is recommended)</w:t>
+      </w:r>
+    </w:p>
+    <w:p>
+      <w:r>
+        <w:t>`Sync:FullSyncIntervalMinutes`</w:t>
       </w:r>
     </w:p>
     <w:tbl>
@@ -1836,11 +1899,29 @@
           </w:p>
         </w:tc>
       </w:tr>
+      <w:tr>
+        <w:tc>
+          <w:tcPr>
+            <w:tcW w:type="dxa" w:w="4320"/>
+          </w:tcPr>
+          <w:p>
+            <w:r/>
+          </w:p>
+        </w:tc>
+        <w:tc>
+          <w:tcPr>
+            <w:tcW w:type="dxa" w:w="4320"/>
+          </w:tcPr>
+          <w:p>
+            <w:r/>
+          </w:p>
+        </w:tc>
+      </w:tr>
     </w:tbl>
     <w:p/>
     <w:p>
       <w:r>
-        <w:t>How often the bridge checks for new data (10 = every 10 seconds; 10–30 is recommended)</w:t>
+        <w:t>Keep at `0`. The bridge then copies everything once when it first runs, and afterwards only picks up new batches — every 10 seconds, forever, even after reboots. Do not change this unless the provider tells you to</w:t>
       </w:r>
     </w:p>
     <w:p>
@@ -1944,6 +2025,59 @@
     <w:p>
       <w:r>
         <w:t>✅ Done when: Service status = Running, and rows appear in `id_print` automatically.</w:t>
+      </w:r>
+    </w:p>
+    <w:p>
+      <w:pPr>
+        <w:pStyle w:val="Heading2"/>
+      </w:pPr>
+      <w:r>
+        <w:rPr>
+          <w:color w:val="0F3D6E"/>
+        </w:rPr>
+        <w:t>How the Sync Works (Plain English)</w:t>
+      </w:r>
+    </w:p>
+    <w:p>
+      <w:r>
+        <w:t>This is what the bridge does behind the scenes — you normally never have to think about it:</w:t>
+      </w:r>
+    </w:p>
+    <w:p>
+      <w:pPr>
+        <w:pStyle w:val="ListBullet"/>
+      </w:pPr>
+      <w:r>
+        <w:t>First time it runs, it copies everything from the OpenEdge `id-print` table into your local MySQL (`id_print`). This can take a few minutes if there are many records — that is normal.</w:t>
+      </w:r>
+    </w:p>
+    <w:p>
+      <w:pPr>
+        <w:pStyle w:val="ListBullet"/>
+      </w:pPr>
+      <w:r>
+        <w:t>After that, every 10 seconds it only asks OpenEdge for new batches (new groups of applications) and copies just those. Existing rows are not re-copied.</w:t>
+      </w:r>
+    </w:p>
+    <w:p>
+      <w:pPr>
+        <w:pStyle w:val="ListBullet"/>
+      </w:pPr>
+      <w:r>
+        <w:t>The bridge remembers this in a small bookkeeping table (`sync_state`) inside MySQL — so restarting the PC or the service never causes another full copy. It picks up right where it left off.</w:t>
+      </w:r>
+    </w:p>
+    <w:p>
+      <w:pPr>
+        <w:pStyle w:val="ListBullet"/>
+      </w:pPr>
+      <w:r>
+        <w:t>Separately, it checks every 10 seconds whether Entrust Instant ID has printed anything (`print_count`), and marks those records as `printed = yes` back in OpenEdge.</w:t>
+      </w:r>
+    </w:p>
+    <w:p>
+      <w:r>
+        <w:t>💡 Expect this once: if you ever upgrade the bridge from an older version, the first start after the upgrade does one full copy again (to create the bookkeeping table), then returns to new-batches-only.</w:t>
       </w:r>
     </w:p>
     <w:p>
@@ -2181,6 +2315,21 @@
     </w:p>
     <w:p>
       <w:r>
+        <w:t>Bridge keeps copying all records on every start</w:t>
+      </w:r>
+    </w:p>
+    <w:p>
+      <w:r>
+        <w:t>MySQL unreachable at startup, or `sync_state` table missing</w:t>
+      </w:r>
+    </w:p>
+    <w:p>
+      <w:r>
+        <w:t>The bridge falls back to a full copy when it can't read its state. Check XAMPP MySQL is green and that a `sync_state` table exists in `instantid_bridge` (the bridge creates it automatically after the first successful run)</w:t>
+      </w:r>
+    </w:p>
+    <w:p>
+      <w:r>
         <w:t>Bridge can't reach remote OpenEdge</w:t>
       </w:r>
     </w:p>
@@ -2200,6 +2349,32 @@
         <w:gridCol w:w="2880"/>
         <w:gridCol w:w="2880"/>
       </w:tblGrid>
+      <w:tr>
+        <w:tc>
+          <w:tcPr>
+            <w:tcW w:type="dxa" w:w="2880"/>
+          </w:tcPr>
+          <w:p>
+            <w:r/>
+          </w:p>
+        </w:tc>
+        <w:tc>
+          <w:tcPr>
+            <w:tcW w:type="dxa" w:w="2880"/>
+          </w:tcPr>
+          <w:p>
+            <w:r/>
+          </w:p>
+        </w:tc>
+        <w:tc>
+          <w:tcPr>
+            <w:tcW w:type="dxa" w:w="2880"/>
+          </w:tcPr>
+          <w:p>
+            <w:r/>
+          </w:p>
+        </w:tc>
+      </w:tr>
       <w:tr>
         <w:tc>
           <w:tcPr>
@@ -2489,7 +2664,15 @@
         <w:pStyle w:val="ListBullet"/>
       </w:pPr>
       <w:r>
-        <w:t>[ ] `id_print` table created (with `signature_data`, `qr_data`, `print_count`, and UNIQUE `app_no`)</w:t>
+        <w:t>[ ] `id_print` table created (with `tran_type`, `sfx`, `photo`, `gender`, `date_issued`, `id_no`, `year_applied`, `control_no`, `signature_data`, `qr_data`, `print_count`, and UNIQUE `app_no`)</w:t>
+      </w:r>
+    </w:p>
+    <w:p>
+      <w:pPr>
+        <w:pStyle w:val="ListBullet"/>
+      </w:pPr>
+      <w:r>
+        <w:t>[ ] `sync_state` table exists in MySQL (auto-created by the bridge after the first run — verify in phpMyAdmin)</w:t>
       </w:r>
     </w:p>
     <w:p>

--- a/docs/OpenEdgeBridge_Client_Setup_Guide.docx
+++ b/docs/OpenEdgeBridge_Client_Setup_Guide.docx
@@ -15,9 +15,9 @@
     </w:p>
     <w:p>
       <w:r>
-        <w:t>Version: 1.2</w:t>
+        <w:t>Version: 1.3</w:t>
         <w:br/>
-        <w:t>Date: September 4, 2026</w:t>
+        <w:t>Date: September 7, 2026</w:t>
         <w:br/>
         <w:t>Audience: Client IT / personnel deploying the ID-printing system on their Windows PC.</w:t>
       </w:r>
@@ -1329,7 +1329,7 @@
         <w:br/>
         <w:t xml:space="preserve">    hcp_fullname   VARCHAR(65)   NULL,</w:t>
         <w:br/>
-        <w:t xml:space="preserve">    address        VARCHAR(65)   NULL,</w:t>
+        <w:t xml:space="preserve">    address        VARCHAR(100)  NULL,</w:t>
         <w:br/>
         <w:t xml:space="preserve">    hcp_cpno       VARCHAR(15)   NULL,</w:t>
         <w:br/>
@@ -1371,7 +1371,7 @@
         <w:br/>
         <w:t xml:space="preserve">    date_issued    DATE          NULL,</w:t>
         <w:br/>
-        <w:t xml:space="preserve">    id_no          INT           NULL,</w:t>
+        <w:t xml:space="preserve">    id_no          VARCHAR(25)   NULL,</w:t>
         <w:br/>
         <w:t xml:space="preserve">    year_applied   INT           NULL,</w:t>
         <w:br/>
@@ -1385,7 +1385,11 @@
         <w:br/>
         <w:t xml:space="preserve">    PRIMARY KEY (id),</w:t>
         <w:br/>
-        <w:t xml:space="preserve">    UNIQUE INDEX idx_app_no (app_no)</w:t>
+        <w:t xml:space="preserve">    UNIQUE INDEX idx_app_no (app_no),</w:t>
+        <w:br/>
+        <w:t xml:space="preserve">    INDEX idx_batch_no (batch_no),</w:t>
+        <w:br/>
+        <w:t xml:space="preserve">    INDEX idx_print_sync (printed, print_count, app_no)</w:t>
         <w:br/>
         <w:t>) ENGINE=InnoDB</w:t>
         <w:br/>
@@ -1421,6 +1425,8 @@
         <w:br/>
         <w:t>ALTER TABLE id_print</w:t>
         <w:br/>
+        <w:t xml:space="preserve">  MODIFY COLUMN address      VARCHAR(100) NULL,</w:t>
+        <w:br/>
         <w:t xml:space="preserve">  CHANGE COLUMN id_type tran_type INT NULL COMMENT '1 = for RTC, 2 = senior',</w:t>
         <w:br/>
         <w:t xml:space="preserve">  ADD COLUMN sfx          VARCHAR(15) NULL AFTER id_code,</w:t>
@@ -1431,7 +1437,7 @@
         <w:br/>
         <w:t xml:space="preserve">  ADD COLUMN date_issued  DATE        NULL AFTER gender,</w:t>
         <w:br/>
-        <w:t xml:space="preserve">  ADD COLUMN id_no        INT         NULL AFTER date_issued,</w:t>
+        <w:t xml:space="preserve">  MODIFY COLUMN id_no     VARCHAR(25) NULL AFTER gender,</w:t>
         <w:br/>
         <w:t xml:space="preserve">  ADD COLUMN year_applied INT         NULL AFTER id_no,</w:t>
         <w:br/>
@@ -1439,7 +1445,11 @@
         <w:br/>
         <w:t xml:space="preserve">  ADD COLUMN signature_data LONGBLOB  NULL AFTER control_no,</w:t>
         <w:br/>
-        <w:t xml:space="preserve">  ADD COLUMN qr_data        LONGBLOB  NULL AFTER signature_data;`</w:t>
+        <w:t xml:space="preserve"> ADD COLUMN qr_data        LONGBLOB  NULL AFTER signature_data,</w:t>
+        <w:br/>
+        <w:t xml:space="preserve"> ADD INDEX idx_batch_no (batch_no),</w:t>
+        <w:br/>
+        <w:t xml:space="preserve"> ADD INDEX idx_print_sync (printed, print_count, app_no);`</w:t>
       </w:r>
     </w:p>
     <w:p>
@@ -1940,6 +1950,46 @@
     <w:p>
       <w:r>
         <w:t>✅ Done when:`C:\OpenEdgeBridge\` contains `OpenEdgeBridge.exe` and an edited `appsettings.json`.</w:t>
+      </w:r>
+    </w:p>
+    <w:p>
+      <w:pPr>
+        <w:pStyle w:val="Heading3"/>
+      </w:pPr>
+      <w:r>
+        <w:rPr>
+          <w:color w:val="0F3D6E"/>
+        </w:rPr>
+        <w:t>Test the bridge manually in PowerShell</w:t>
+      </w:r>
+    </w:p>
+    <w:p>
+      <w:r>
+        <w:t>Before installing the Windows service, run the executable manually to verify the configuration and database connections:</w:t>
+      </w:r>
+    </w:p>
+    <w:p>
+      <w:pPr>
+        <w:ind w:left="432"/>
+      </w:pPr>
+      <w:r>
+        <w:rPr>
+          <w:rFonts w:ascii="Consolas" w:hAnsi="Consolas"/>
+          <w:sz w:val="16"/>
+        </w:rPr>
+        <w:t>Set-Location C:\OpenEdgeBridge</w:t>
+        <w:br/>
+        <w:t>.\OpenEdgeBridge.exe</w:t>
+      </w:r>
+    </w:p>
+    <w:p>
+      <w:r>
+        <w:t>Keep the PowerShell window open while testing. The bridge runs in the foreground and displays connection or sync errors in the console. Confirm that rows appear in `instantid_bridge.id_print`, then press Ctrl+C to stop the bridge.</w:t>
+      </w:r>
+    </w:p>
+    <w:p>
+      <w:r>
+        <w:t>⚠️ Stop the manual test with Ctrl+C before starting the Windows service, otherwise both processes may run at the same time.</w:t>
       </w:r>
     </w:p>
     <w:p>

--- a/docs/OpenEdgeBridge_Client_Setup_Guide.docx
+++ b/docs/OpenEdgeBridge_Client_Setup_Guide.docx
@@ -1299,7 +1299,103 @@
         <w:pStyle w:val="ListBullet"/>
       </w:pPr>
       <w:r>
-        <w:t>Still in the SQL tab (make sure `instantid_bridge` is selected in the left panel), paste and run:</w:t>
+        <w:t>Still in the SQL tab (make sure `instantid_bridge` is selected in the left panel), create the `id_print` table for your client. The table's columns must match `Sync:Client`.</w:t>
+      </w:r>
+    </w:p>
+    <w:p>
+      <w:r>
+        <w:t>OSCA / senior — if `Sync:Client` is `"OSCA"`:</w:t>
+      </w:r>
+    </w:p>
+    <w:p>
+      <w:pPr>
+        <w:ind w:left="432"/>
+      </w:pPr>
+      <w:r>
+        <w:rPr>
+          <w:rFonts w:ascii="Consolas" w:hAnsi="Consolas"/>
+          <w:sz w:val="16"/>
+        </w:rPr>
+        <w:t>CREATE TABLE IF NOT EXISTS id_print (</w:t>
+        <w:br/>
+        <w:t xml:space="preserve">    id               INT           NOT NULL AUTO_INCREMENT,</w:t>
+        <w:br/>
+        <w:t xml:space="preserve">    trans_no         BIGINT        NULL        COMMENT 'Universal transaction no (OpenEdge PRIMARY key id-idx)',</w:t>
+        <w:br/>
+        <w:t xml:space="preserve">    trans_date       DATE          NULL        COMMENT 'Transaction date',</w:t>
+        <w:br/>
+        <w:t xml:space="preserve">    trans_time       VARCHAR(30)   NULL        COMMENT 'Transaction time',</w:t>
+        <w:br/>
+        <w:t xml:space="preserve">    dob              DATE          NULL,</w:t>
+        <w:br/>
+        <w:t xml:space="preserve">    cp_no            VARCHAR(15)   NULL,</w:t>
+        <w:br/>
+        <w:t xml:space="preserve">    fullname         VARCHAR(65)   NULL,</w:t>
+        <w:br/>
+        <w:t xml:space="preserve">    address          VARCHAR(100)  NULL,</w:t>
+        <w:br/>
+        <w:t xml:space="preserve">    lname            VARCHAR(55)   NULL,</w:t>
+        <w:br/>
+        <w:t xml:space="preserve">    fname            VARCHAR(55)   NULL,</w:t>
+        <w:br/>
+        <w:t xml:space="preserve">    mname            VARCHAR(55)   NULL,</w:t>
+        <w:br/>
+        <w:t xml:space="preserve">    sfx              VARCHAR(15)   NULL,</w:t>
+        <w:br/>
+        <w:t xml:space="preserve">    printed          VARCHAR(3)    NULL        COMMENT 'yes / no (matches OpenEdge LOGICAL FORMAT)',</w:t>
+        <w:br/>
+        <w:t xml:space="preserve">    printed_dt       DATE          NULL,</w:t>
+        <w:br/>
+        <w:t xml:space="preserve">    printed_tm       VARCHAR(35)   NULL,</w:t>
+        <w:br/>
+        <w:t xml:space="preserve">    tran_type        INT           NULL        COMMENT '2 = OSCA/senior',</w:t>
+        <w:br/>
+        <w:t xml:space="preserve">    image_data       LONGBLOB      NULL,</w:t>
+        <w:br/>
+        <w:t xml:space="preserve">    photo            LONGBLOB      NULL,</w:t>
+        <w:br/>
+        <w:t xml:space="preserve">    gender           INT           NULL        COMMENT '1 = Female, 2 = Male',</w:t>
+        <w:br/>
+        <w:t xml:space="preserve">    id_type          INT           NULL        COMMENT '1 = New, 2 = ReIssue/Reprint',</w:t>
+        <w:br/>
+        <w:t xml:space="preserve">    pvc_no           VARCHAR(35)   NULL,</w:t>
+        <w:br/>
+        <w:t xml:space="preserve">    age              INT           NULL,</w:t>
+        <w:br/>
+        <w:t xml:space="preserve">    control_no       INT           NULL,</w:t>
+        <w:br/>
+        <w:t xml:space="preserve">    date_issued      DATE          NULL,</w:t>
+        <w:br/>
+        <w:t xml:space="preserve">    id_no            VARCHAR(25)   NULL,</w:t>
+        <w:br/>
+        <w:t xml:space="preserve">    year_applied     INT           NULL,</w:t>
+        <w:br/>
+        <w:t xml:space="preserve">    signature_data   LONGBLOB      NULL        COMMENT 'Signature image; written by Entrust Instant ID (MySQL only)',</w:t>
+        <w:br/>
+        <w:t xml:space="preserve">    qr_data          LONGBLOB      NULL        COMMENT 'QR code image; written by Entrust Instant ID (MySQL only)',</w:t>
+        <w:br/>
+        <w:t xml:space="preserve">    fingerprint_data LONGBLOB      NULL        COMMENT 'Fingerprint image (OSCA/senior only); written by Entrust Instant ID (MySQL only)',</w:t>
+        <w:br/>
+        <w:t xml:space="preserve">    print_count      INT           NULL        COMMENT 'Incremented by Instant ID; triggers printed=yes back-sync',</w:t>
+        <w:br/>
+        <w:t xml:space="preserve">    PRIMARY KEY (id),</w:t>
+        <w:br/>
+        <w:t xml:space="preserve">    UNIQUE INDEX idx_trans_no (trans_no),</w:t>
+        <w:br/>
+        <w:t xml:space="preserve">    INDEX idx_osca_key (tran_type, control_no, id_no),</w:t>
+        <w:br/>
+        <w:t xml:space="preserve">    INDEX idx_print_sync (printed, print_count, trans_no)</w:t>
+        <w:br/>
+        <w:t>) ENGINE=InnoDB</w:t>
+        <w:br/>
+        <w:t xml:space="preserve">  DEFAULT CHARSET=utf8mb4</w:t>
+        <w:br/>
+        <w:t xml:space="preserve">  COLLATE=utf8mb4_unicode_ci;</w:t>
+      </w:r>
+    </w:p>
+    <w:p>
+      <w:r>
+        <w:t>RTC — if `Sync:Client` is `"RTC"`:</w:t>
       </w:r>
     </w:p>
     <w:p>
@@ -1314,6 +1410,115 @@
         <w:t>CREATE TABLE IF NOT EXISTS id_print (</w:t>
         <w:br/>
         <w:t xml:space="preserve">    id             INT           NOT NULL AUTO_INCREMENT,</w:t>
+        <w:br/>
+        <w:t xml:space="preserve">    trans_no       BIGINT        NULL        COMMENT 'Universal transaction no (OpenEdge PRIMARY key id-idx)',</w:t>
+        <w:br/>
+        <w:t xml:space="preserve">    trans_date     DATE          NULL        COMMENT 'Transaction date',</w:t>
+        <w:br/>
+        <w:t xml:space="preserve">    trans_time     VARCHAR(30)   NULL        COMMENT 'Transaction time',</w:t>
+        <w:br/>
+        <w:t xml:space="preserve">    batch_no       INT           NULL,</w:t>
+        <w:br/>
+        <w:t xml:space="preserve">    batch_date     DATE          NULL,</w:t>
+        <w:br/>
+        <w:t xml:space="preserve">    app_no         INT           NULL,</w:t>
+        <w:br/>
+        <w:t xml:space="preserve">    dob            DATE          NULL,</w:t>
+        <w:br/>
+        <w:t xml:space="preserve">    cp_no          VARCHAR(15)   NULL,</w:t>
+        <w:br/>
+        <w:t xml:space="preserve">    fullname       VARCHAR(65)   NULL,</w:t>
+        <w:br/>
+        <w:t xml:space="preserve">    hcp_fullname   VARCHAR(65)   NULL,</w:t>
+        <w:br/>
+        <w:t xml:space="preserve">    address        VARCHAR(100)  NULL,</w:t>
+        <w:br/>
+        <w:t xml:space="preserve">    hcp_cpno       VARCHAR(15)   NULL,</w:t>
+        <w:br/>
+        <w:t xml:space="preserve">    lname          VARCHAR(55)   NULL,</w:t>
+        <w:br/>
+        <w:t xml:space="preserve">    fname          VARCHAR(55)   NULL,</w:t>
+        <w:br/>
+        <w:t xml:space="preserve">    mname          VARCHAR(55)   NULL,</w:t>
+        <w:br/>
+        <w:t xml:space="preserve">    spa_docno      VARCHAR(25)   NULL,</w:t>
+        <w:br/>
+        <w:t xml:space="preserve">    page_no        VARCHAR(20)   NULL,</w:t>
+        <w:br/>
+        <w:t xml:space="preserve">    book_no        VARCHAR(20)   NULL,</w:t>
+        <w:br/>
+        <w:t xml:space="preserve">    series_no      VARCHAR(20)   NULL,</w:t>
+        <w:br/>
+        <w:t xml:space="preserve">    spa_atty       VARCHAR(65)   NULL,</w:t>
+        <w:br/>
+        <w:t xml:space="preserve">    spa_dt_issue   DATE          NULL,</w:t>
+        <w:br/>
+        <w:t xml:space="preserve">    printed        VARCHAR(3)    NULL        COMMENT 'yes / no (matches OpenEdge LOGICAL FORMAT)',</w:t>
+        <w:br/>
+        <w:t xml:space="preserve">    printed_dt     DATE          NULL,</w:t>
+        <w:br/>
+        <w:t xml:space="preserve">    printed_tm     VARCHAR(35)   NULL,</w:t>
+        <w:br/>
+        <w:t xml:space="preserve">    tran_type      INT           NULL        COMMENT '1 = RTC',</w:t>
+        <w:br/>
+        <w:t xml:space="preserve">    image_data     LONGBLOB      NULL,</w:t>
+        <w:br/>
+        <w:t xml:space="preserve">    id_code        INT           NULL,</w:t>
+        <w:br/>
+        <w:t xml:space="preserve">    sfx            VARCHAR(15)   NULL,</w:t>
+        <w:br/>
+        <w:t xml:space="preserve">    photo          LONGBLOB      NULL,</w:t>
+        <w:br/>
+        <w:t xml:space="preserve">    gender         INT           NULL        COMMENT '1 = Female, 2 = Male',</w:t>
+        <w:br/>
+        <w:t xml:space="preserve">    id_type        INT           NULL        COMMENT '1 = New, 2 = ReIssue/Reprint',</w:t>
+        <w:br/>
+        <w:t xml:space="preserve">    pvc_no         VARCHAR(35)   NULL,</w:t>
+        <w:br/>
+        <w:t xml:space="preserve">    signature_data LONGBLOB      NULL        COMMENT 'Signature image; written by Entrust Instant ID (MySQL only)',</w:t>
+        <w:br/>
+        <w:t xml:space="preserve">    qr_data        LONGBLOB      NULL        COMMENT 'QR code image; written by Entrust Instant ID (MySQL only)',</w:t>
+        <w:br/>
+        <w:t xml:space="preserve">    print_count    INT           NULL        COMMENT 'Incremented by Instant ID; triggers printed=yes back-sync',</w:t>
+        <w:br/>
+        <w:t xml:space="preserve">    PRIMARY KEY (id),</w:t>
+        <w:br/>
+        <w:t xml:space="preserve">    UNIQUE INDEX idx_trans_no (trans_no),</w:t>
+        <w:br/>
+        <w:t xml:space="preserve">    INDEX idx_rtc_key (tran_type, batch_no, app_no),</w:t>
+        <w:br/>
+        <w:t xml:space="preserve">    INDEX idx_print_sync (printed, print_count, trans_no)</w:t>
+        <w:br/>
+        <w:t>) ENGINE=InnoDB</w:t>
+        <w:br/>
+        <w:t xml:space="preserve">  DEFAULT CHARSET=utf8mb4</w:t>
+        <w:br/>
+        <w:t xml:space="preserve">  COLLATE=utf8mb4_unicode_ci;</w:t>
+      </w:r>
+    </w:p>
+    <w:p>
+      <w:r>
+        <w:t>Both clients — if `Sync:Client` is `"Both"` (or as the base for an existing install):</w:t>
+      </w:r>
+    </w:p>
+    <w:p>
+      <w:pPr>
+        <w:ind w:left="432"/>
+      </w:pPr>
+      <w:r>
+        <w:rPr>
+          <w:rFonts w:ascii="Consolas" w:hAnsi="Consolas"/>
+          <w:sz w:val="16"/>
+        </w:rPr>
+        <w:t>CREATE TABLE IF NOT EXISTS id_print (</w:t>
+        <w:br/>
+        <w:t xml:space="preserve">    id             INT           NOT NULL AUTO_INCREMENT,</w:t>
+        <w:br/>
+        <w:t xml:space="preserve">    trans_no       BIGINT        NULL        COMMENT 'Universal transaction no (OpenEdge PRIMARY key id-idx)',</w:t>
+        <w:br/>
+        <w:t xml:space="preserve">    trans_date     DATE          NULL        COMMENT 'Transaction date',</w:t>
+        <w:br/>
+        <w:t xml:space="preserve">    trans_time     VARCHAR(30)   NULL        COMMENT 'Transaction time',</w:t>
         <w:br/>
         <w:t xml:space="preserve">    batch_no       INT           NULL,</w:t>
         <w:br/>
@@ -1377,19 +1582,29 @@
         <w:br/>
         <w:t xml:space="preserve">    control_no     INT           NULL,</w:t>
         <w:br/>
+        <w:t xml:space="preserve">    id_type        INT           NULL        COMMENT '1 = New, 2 = ReIssue/Reprint',</w:t>
+        <w:br/>
+        <w:t xml:space="preserve">    pvc_no         VARCHAR(35)   NULL,</w:t>
+        <w:br/>
+        <w:t xml:space="preserve">    age            INT           NULL,</w:t>
+        <w:br/>
         <w:t xml:space="preserve">    signature_data LONGBLOB      NULL        COMMENT 'Signature image; written by Entrust Instant ID (MySQL only)',</w:t>
         <w:br/>
         <w:t xml:space="preserve">    qr_data        LONGBLOB      NULL        COMMENT 'QR code image; written by Entrust Instant ID (MySQL only)',</w:t>
+        <w:br/>
+        <w:t xml:space="preserve">    fingerprint_data LONGBLOB    NULL        COMMENT 'Fingerprint image (OSCA/senior only); written by Entrust Instant ID (MySQL only)',</w:t>
         <w:br/>
         <w:t xml:space="preserve">    print_count    INT           NULL        COMMENT 'Incremented by Instant ID; triggers printed=yes back-sync',</w:t>
         <w:br/>
         <w:t xml:space="preserve">    PRIMARY KEY (id),</w:t>
         <w:br/>
-        <w:t xml:space="preserve">    UNIQUE INDEX idx_app_no (app_no),</w:t>
+        <w:t xml:space="preserve">    UNIQUE INDEX idx_trans_no (trans_no),</w:t>
         <w:br/>
-        <w:t xml:space="preserve">    INDEX idx_batch_no (batch_no),</w:t>
+        <w:t xml:space="preserve">    INDEX idx_rtc_key (tran_type, batch_no, app_no),</w:t>
         <w:br/>
-        <w:t xml:space="preserve">    INDEX idx_print_sync (printed, print_count, app_no)</w:t>
+        <w:t xml:space="preserve">    INDEX idx_osca_key (tran_type, control_no, id_no),</w:t>
+        <w:br/>
+        <w:t xml:space="preserve">    INDEX idx_print_sync (printed, print_count, trans_no)</w:t>
         <w:br/>
         <w:t>) ENGINE=InnoDB</w:t>
         <w:br/>
@@ -1443,18 +1658,43 @@
         <w:br/>
         <w:t xml:space="preserve">  ADD COLUMN control_no   INT         NULL AFTER year_applied,</w:t>
         <w:br/>
-        <w:t xml:space="preserve">  ADD COLUMN signature_data LONGBLOB  NULL AFTER control_no,</w:t>
+        <w:t xml:space="preserve">  ADD COLUMN id_type      INT         NULL COMMENT '1 = New, 2 = ReIssue/Reprint' AFTER control_no,</w:t>
         <w:br/>
-        <w:t xml:space="preserve"> ADD COLUMN qr_data        LONGBLOB  NULL AFTER signature_data,</w:t>
+        <w:t xml:space="preserve">  ADD COLUMN pvc_no       VARCHAR(35) NULL AFTER id_type,</w:t>
         <w:br/>
-        <w:t xml:space="preserve"> ADD INDEX idx_batch_no (batch_no),</w:t>
+        <w:t xml:space="preserve">  ADD COLUMN age          INT         NULL AFTER pvc_no,</w:t>
         <w:br/>
-        <w:t xml:space="preserve"> ADD INDEX idx_print_sync (printed, print_count, app_no);`</w:t>
+        <w:t xml:space="preserve">  ADD COLUMN trans_no     BIGINT      NULL AFTER age,</w:t>
+        <w:br/>
+        <w:t xml:space="preserve">  ADD COLUMN trans_date   DATE        NULL AFTER trans_no,</w:t>
+        <w:br/>
+        <w:t xml:space="preserve">  ADD COLUMN trans_time   VARCHAR(30) NULL AFTER trans_date,</w:t>
+        <w:br/>
+        <w:t xml:space="preserve">  ADD COLUMN signature_data LONGBLOB  NULL AFTER trans_time,</w:t>
+        <w:br/>
+        <w:t xml:space="preserve">  ADD COLUMN qr_data        LONGBLOB  NULL AFTER signature_data,</w:t>
+        <w:br/>
+        <w:t xml:space="preserve">  ADD COLUMN fingerprint_data LONGBLOB NULL AFTER qr_data,</w:t>
+        <w:br/>
+        <w:t xml:space="preserve">  DROP INDEX idx_app_no,</w:t>
+        <w:br/>
+        <w:t xml:space="preserve">  DROP INDEX idx_batch_no,</w:t>
+        <w:br/>
+        <w:t xml:space="preserve">  ADD UNIQUE INDEX idx_trans_no (trans_no),</w:t>
+        <w:br/>
+        <w:t xml:space="preserve">  ADD INDEX idx_rtc_key (tran_type, batch_no, app_no),</w:t>
+        <w:br/>
+        <w:t xml:space="preserve">  ADD INDEX idx_osca_key (tran_type, control_no, id_no),</w:t>
+        <w:br/>
+        <w:t xml:space="preserve">  ADD INDEX idx_print_sync (printed, print_count, trans_no);`</w:t>
+        <w:br/>
+        <w:br/>
+        <w:t>(If you already had `signature_data` and `qr_data`, just run the `CHANGE COLUMN id_type` line, the seven `ADD COLUMN` lines before them, the three `id_type`/`pvc_no`/`age`/`trans_no`/`trans_date`/`trans_time` lines, the `fingerprint_data` line, and the `DROP INDEX`/`ADD INDEX` lines.)</w:t>
       </w:r>
     </w:p>
     <w:p>
       <w:r>
-        <w:t>(If you already had `signature_data` and `qr_data`, just run the `CHANGE COLUMN id_type` line and the first seven `ADD COLUMN` lines.)</w:t>
+        <w:t>Deploying for a single client? A combined `id_print` still works with `Sync:Client = "RTC"` or `"OSCA"` — the bridge never writes the other client's columns, so those columns simply stay `NULL`. Keep it, or recreate the table from the matching script in step 4 for a slimmer schema.</w:t>
       </w:r>
     </w:p>
     <w:p>
@@ -1775,7 +2015,9 @@
         <w:br/>
         <w:t xml:space="preserve">    "IntervalSeconds": 10,</w:t>
         <w:br/>
-        <w:t xml:space="preserve">    "FullSyncIntervalMinutes": 0</w:t>
+        <w:t xml:space="preserve">    "FullSyncIntervalMinutes": 0,</w:t>
+        <w:br/>
+        <w:t xml:space="preserve">    "Client": "Both"</w:t>
         <w:br/>
         <w:t xml:space="preserve">  }</w:t>
         <w:br/>
@@ -1825,6 +2067,16 @@
     <w:p>
       <w:r>
         <w:t>`Sync:FullSyncIntervalMinutes`</w:t>
+      </w:r>
+    </w:p>
+    <w:p>
+      <w:r>
+        <w:t>Keep at `0`. The bridge then copies everything once when it first runs, and afterwards only picks up new batches — every 10 seconds, forever, even after reboots. Do not change this unless the provider tells you to</w:t>
+      </w:r>
+    </w:p>
+    <w:p>
+      <w:r>
+        <w:t>`Sync:Client`</w:t>
       </w:r>
     </w:p>
     <w:tbl>
@@ -1927,11 +2179,29 @@
           </w:p>
         </w:tc>
       </w:tr>
+      <w:tr>
+        <w:tc>
+          <w:tcPr>
+            <w:tcW w:type="dxa" w:w="4320"/>
+          </w:tcPr>
+          <w:p>
+            <w:r/>
+          </w:p>
+        </w:tc>
+        <w:tc>
+          <w:tcPr>
+            <w:tcW w:type="dxa" w:w="4320"/>
+          </w:tcPr>
+          <w:p>
+            <w:r/>
+          </w:p>
+        </w:tc>
+      </w:tr>
     </w:tbl>
     <w:p/>
     <w:p>
       <w:r>
-        <w:t>Keep at `0`. The bridge then copies everything once when it first runs, and afterwards only picks up new batches — every 10 seconds, forever, even after reboots. Do not change this unless the provider tells you to</w:t>
+        <w:t>Which client this PC is for: `Both` (default), `RTC`, or `OSCA`. Set it to the client you are deploying (for example `OSCA`) and the bridge syncs only that client's records. It must match the `id_print` table you created in Step 4. Ask the provider if you are unsure</w:t>
       </w:r>
     </w:p>
     <w:p>
@@ -2106,7 +2376,7 @@
         <w:pStyle w:val="ListBullet"/>
       </w:pPr>
       <w:r>
-        <w:t>After that, every 10 seconds it only asks OpenEdge for new batches (new groups of applications) and copies just those. Existing rows are not re-copied.</w:t>
+        <w:t>After that, every 10 seconds it only asks OpenEdge for new transactions (rows whose `trans-no` is newer than the highest it already has) and copies just those. `trans-no` is on every row — RTC batches and OSCA/senior single records alike — so both kinds are picked up. Existing rows are not re-copied.</w:t>
       </w:r>
     </w:p>
     <w:p>
@@ -2122,7 +2392,7 @@
         <w:pStyle w:val="ListBullet"/>
       </w:pPr>
       <w:r>
-        <w:t>Separately, it checks every 10 seconds whether Entrust Instant ID has printed anything (`print_count`), and marks those records as `printed = yes` back in OpenEdge.</w:t>
+        <w:t>Separately, it checks every 10 seconds whether Entrust Instant ID has printed anything (`print_count`), and marks those records as `printed = yes` back in OpenEdge, together with the print date and time. If Entrust recorded its own print date/time in MySQL that value is used; if it did not, the bridge writes its own current date/time. Photo/image data are carried back only when they have a value. The PVC number (`pvc_no`) is not written back to OpenEdge.</w:t>
       </w:r>
     </w:p>
     <w:p>
@@ -2325,12 +2595,12 @@
     </w:p>
     <w:p>
       <w:r>
-        <w:t>Missing UNIQUE index on `app_no`</w:t>
+        <w:t>Missing UNIQUE index on `trans_no`</w:t>
       </w:r>
     </w:p>
     <w:p>
       <w:r>
-        <w:t>Run: `ALTER TABLE id_print ADD UNIQUE INDEX idx_app_no (app_no);`</w:t>
+        <w:t>Run: `ALTER TABLE id_print ADD UNIQUE INDEX idx_trans_no (trans_no);`</w:t>
       </w:r>
     </w:p>
     <w:p>
@@ -2714,7 +2984,7 @@
         <w:pStyle w:val="ListBullet"/>
       </w:pPr>
       <w:r>
-        <w:t>[ ] `id_print` table created (with `tran_type`, `sfx`, `photo`, `gender`, `date_issued`, `id_no`, `year_applied`, `control_no`, `signature_data`, `qr_data`, `print_count`, and UNIQUE `app_no`)</w:t>
+        <w:t>[ ] `id_print` table created (with `trans_no`, `tran_type`, `sfx`, `photo`, `gender`, `date_issued`, `id_no`, `year_applied`, `control_no`, `id_type`, `pvc_no`, `age`, `trans_date`, `trans_time`, `signature_data`, `qr_data`, `fingerprint_data`(OSCA/senior), `print_count`, and UNIQUE `trans_no`)</w:t>
       </w:r>
     </w:p>
     <w:p>
